--- a/01_Интервью/WTW-platform-interview_v1.1.docx
+++ b/01_Интервью/WTW-platform-interview_v1.1.docx
@@ -1024,9 +1024,7 @@
         </w:rPr>
       </w:pPr>
       <w:bookmarkStart w:id="1" w:name="_Toc488140475"/>
-      <w:bookmarkStart w:id="2" w:name="_GoBack"/>
       <w:bookmarkEnd w:id="0"/>
-      <w:bookmarkEnd w:id="2"/>
       <w:r>
         <w:rPr>
           <w:rFonts w:cs="Arial"/>
@@ -8260,20 +8258,20 @@
       <w:pPr>
         <w:pStyle w:val="1"/>
       </w:pPr>
-      <w:bookmarkStart w:id="3" w:name="_Toc47098015"/>
-      <w:bookmarkStart w:id="4" w:name="_Toc47098083"/>
-      <w:bookmarkStart w:id="5" w:name="_Toc47097488"/>
+      <w:bookmarkStart w:id="2" w:name="_Toc47098015"/>
+      <w:bookmarkStart w:id="3" w:name="_Toc47098083"/>
+      <w:bookmarkStart w:id="4" w:name="_Toc47097488"/>
+      <w:bookmarkEnd w:id="2"/>
       <w:bookmarkEnd w:id="3"/>
+      <w:r>
+        <w:rPr>
+          <w:lang w:val="ru-RU"/>
+        </w:rPr>
+        <w:br w:type="page"/>
+      </w:r>
+      <w:bookmarkStart w:id="5" w:name="_Toc223529888"/>
+      <w:bookmarkEnd w:id="1"/>
       <w:bookmarkEnd w:id="4"/>
-      <w:r>
-        <w:rPr>
-          <w:lang w:val="ru-RU"/>
-        </w:rPr>
-        <w:br w:type="page"/>
-      </w:r>
-      <w:bookmarkStart w:id="6" w:name="_Toc223529888"/>
-      <w:bookmarkEnd w:id="1"/>
-      <w:bookmarkEnd w:id="5"/>
       <w:r>
         <w:rPr>
           <w:lang w:val="ru-RU"/>
@@ -8281,142 +8279,26 @@
         <w:lastRenderedPageBreak/>
         <w:t>Обозначения и сокращения</w:t>
       </w:r>
-      <w:bookmarkEnd w:id="6"/>
+      <w:bookmarkEnd w:id="5"/>
     </w:p>
     <w:tbl>
       <w:tblPr>
-        <w:tblpPr w:leftFromText="181" w:rightFromText="181" w:vertAnchor="text" w:tblpY="1"/>
-        <w:tblOverlap w:val="never"/>
-        <w:tblW w:w="5000" w:type="pct"/>
-        <w:tblBorders>
-          <w:top w:val="single" w:sz="4" w:space="0" w:color="auto"/>
-          <w:left w:val="single" w:sz="4" w:space="0" w:color="auto"/>
-          <w:bottom w:val="single" w:sz="4" w:space="0" w:color="auto"/>
-          <w:right w:val="single" w:sz="4" w:space="0" w:color="auto"/>
-          <w:insideH w:val="single" w:sz="4" w:space="0" w:color="auto"/>
-          <w:insideV w:val="single" w:sz="4" w:space="0" w:color="auto"/>
-        </w:tblBorders>
+        <w:tblStyle w:val="af9"/>
+        <w:tblW w:w="0" w:type="auto"/>
         <w:tblLook w:val="04A0" w:firstRow="1" w:lastRow="0" w:firstColumn="1" w:lastColumn="0" w:noHBand="0" w:noVBand="1"/>
       </w:tblPr>
       <w:tblGrid>
-        <w:gridCol w:w="634"/>
-        <w:gridCol w:w="2058"/>
-        <w:gridCol w:w="6935"/>
+        <w:gridCol w:w="4509"/>
+        <w:gridCol w:w="4510"/>
       </w:tblGrid>
       <w:tr>
-        <w:tc>
-          <w:tcPr>
-            <w:tcW w:w="329" w:type="pct"/>
-            <w:tcBorders>
-              <w:top w:val="single" w:sz="4" w:space="0" w:color="auto"/>
-              <w:left w:val="single" w:sz="4" w:space="0" w:color="auto"/>
-              <w:bottom w:val="single" w:sz="4" w:space="0" w:color="auto"/>
-              <w:right w:val="single" w:sz="4" w:space="0" w:color="auto"/>
-            </w:tcBorders>
-            <w:shd w:val="clear" w:color="auto" w:fill="0070C0"/>
-            <w:vAlign w:val="center"/>
-            <w:hideMark/>
-          </w:tcPr>
-          <w:p>
-            <w:pPr>
-              <w:ind w:firstLine="0"/>
-              <w:jc w:val="center"/>
-              <w:rPr>
-                <w:rFonts w:cs="Arial"/>
-                <w:b/>
-                <w:color w:val="FFFFFF" w:themeColor="background1"/>
-              </w:rPr>
-            </w:pPr>
-            <w:r>
-              <w:rPr>
-                <w:rFonts w:cs="Arial"/>
-                <w:b/>
-                <w:color w:val="FFFFFF" w:themeColor="background1"/>
-              </w:rPr>
-              <w:t>№</w:t>
-            </w:r>
-          </w:p>
-        </w:tc>
-        <w:tc>
-          <w:tcPr>
-            <w:tcW w:w="1069" w:type="pct"/>
-            <w:tcBorders>
-              <w:top w:val="single" w:sz="4" w:space="0" w:color="auto"/>
-              <w:left w:val="single" w:sz="4" w:space="0" w:color="auto"/>
-              <w:bottom w:val="single" w:sz="4" w:space="0" w:color="auto"/>
-              <w:right w:val="single" w:sz="4" w:space="0" w:color="auto"/>
-            </w:tcBorders>
-            <w:shd w:val="clear" w:color="auto" w:fill="0070C0"/>
-            <w:vAlign w:val="center"/>
-            <w:hideMark/>
-          </w:tcPr>
-          <w:p>
-            <w:pPr>
-              <w:ind w:firstLine="0"/>
-              <w:jc w:val="center"/>
-              <w:rPr>
-                <w:rFonts w:cs="Arial"/>
-                <w:b/>
-                <w:color w:val="FFFFFF" w:themeColor="background1"/>
-              </w:rPr>
-            </w:pPr>
-            <w:r>
-              <w:rPr>
-                <w:rFonts w:cs="Arial"/>
-                <w:b/>
-                <w:color w:val="FFFFFF" w:themeColor="background1"/>
-              </w:rPr>
-              <w:t>Термин</w:t>
-            </w:r>
-          </w:p>
-        </w:tc>
-        <w:tc>
-          <w:tcPr>
-            <w:tcW w:w="3602" w:type="pct"/>
-            <w:tcBorders>
-              <w:top w:val="single" w:sz="4" w:space="0" w:color="auto"/>
-              <w:left w:val="single" w:sz="4" w:space="0" w:color="auto"/>
-              <w:bottom w:val="single" w:sz="4" w:space="0" w:color="auto"/>
-              <w:right w:val="single" w:sz="4" w:space="0" w:color="auto"/>
-            </w:tcBorders>
-            <w:shd w:val="clear" w:color="auto" w:fill="0070C0"/>
-            <w:vAlign w:val="center"/>
-            <w:hideMark/>
-          </w:tcPr>
-          <w:p>
-            <w:pPr>
-              <w:ind w:firstLine="0"/>
-              <w:jc w:val="center"/>
-              <w:rPr>
-                <w:rFonts w:cs="Arial"/>
-                <w:b/>
-                <w:color w:val="FFFFFF" w:themeColor="background1"/>
-              </w:rPr>
-            </w:pPr>
-            <w:r>
-              <w:rPr>
-                <w:rFonts w:cs="Arial"/>
-                <w:b/>
-                <w:color w:val="FFFFFF" w:themeColor="background1"/>
-              </w:rPr>
-              <w:t>Определение</w:t>
-            </w:r>
-          </w:p>
-        </w:tc>
-      </w:tr>
-      <w:tr>
         <w:trPr>
-          <w:trHeight w:val="286"/>
+          <w:tblHeader/>
         </w:trPr>
         <w:tc>
           <w:tcPr>
-            <w:tcW w:w="329" w:type="pct"/>
-            <w:tcBorders>
-              <w:top w:val="single" w:sz="4" w:space="0" w:color="auto"/>
-              <w:left w:val="single" w:sz="4" w:space="0" w:color="auto"/>
-              <w:bottom w:val="single" w:sz="4" w:space="0" w:color="auto"/>
-              <w:right w:val="single" w:sz="4" w:space="0" w:color="auto"/>
-            </w:tcBorders>
+            <w:tcW w:w="4509" w:type="dxa"/>
+            <w:shd w:val="clear" w:color="auto" w:fill="FFFFFF" w:themeFill="background1"/>
             <w:vAlign w:val="center"/>
           </w:tcPr>
           <w:p>
@@ -8424,67 +8306,23 @@
               <w:ind w:firstLine="0"/>
               <w:jc w:val="center"/>
               <w:rPr>
-                <w:rFonts w:eastAsia="Calibri" w:cs="Arial"/>
+                <w:b/>
+                <w:sz w:val="20"/>
               </w:rPr>
             </w:pPr>
+            <w:r>
+              <w:rPr>
+                <w:b/>
+                <w:sz w:val="20"/>
+              </w:rPr>
+              <w:t>Термин</w:t>
+            </w:r>
           </w:p>
         </w:tc>
         <w:tc>
           <w:tcPr>
-            <w:tcW w:w="1069" w:type="pct"/>
-            <w:tcBorders>
-              <w:top w:val="single" w:sz="4" w:space="0" w:color="auto"/>
-              <w:left w:val="single" w:sz="4" w:space="0" w:color="auto"/>
-              <w:bottom w:val="single" w:sz="4" w:space="0" w:color="auto"/>
-              <w:right w:val="single" w:sz="4" w:space="0" w:color="auto"/>
-            </w:tcBorders>
-            <w:vAlign w:val="center"/>
-          </w:tcPr>
-          <w:p>
-            <w:pPr>
-              <w:ind w:firstLine="0"/>
-              <w:jc w:val="left"/>
-              <w:rPr>
-                <w:rFonts w:cs="Arial"/>
-              </w:rPr>
-            </w:pPr>
-          </w:p>
-        </w:tc>
-        <w:tc>
-          <w:tcPr>
-            <w:tcW w:w="3602" w:type="pct"/>
-            <w:tcBorders>
-              <w:top w:val="single" w:sz="4" w:space="0" w:color="auto"/>
-              <w:left w:val="single" w:sz="4" w:space="0" w:color="auto"/>
-              <w:bottom w:val="single" w:sz="4" w:space="0" w:color="auto"/>
-              <w:right w:val="single" w:sz="4" w:space="0" w:color="auto"/>
-            </w:tcBorders>
-            <w:vAlign w:val="center"/>
-          </w:tcPr>
-          <w:p>
-            <w:pPr>
-              <w:ind w:firstLine="0"/>
-              <w:jc w:val="left"/>
-              <w:rPr>
-                <w:rFonts w:cs="Arial"/>
-              </w:rPr>
-            </w:pPr>
-          </w:p>
-        </w:tc>
-      </w:tr>
-      <w:tr>
-        <w:trPr>
-          <w:trHeight w:val="286"/>
-        </w:trPr>
-        <w:tc>
-          <w:tcPr>
-            <w:tcW w:w="329" w:type="pct"/>
-            <w:tcBorders>
-              <w:top w:val="single" w:sz="4" w:space="0" w:color="auto"/>
-              <w:left w:val="single" w:sz="4" w:space="0" w:color="auto"/>
-              <w:bottom w:val="single" w:sz="4" w:space="0" w:color="auto"/>
-              <w:right w:val="single" w:sz="4" w:space="0" w:color="auto"/>
-            </w:tcBorders>
+            <w:tcW w:w="4510" w:type="dxa"/>
+            <w:shd w:val="clear" w:color="auto" w:fill="FFFFFF" w:themeFill="background1"/>
             <w:vAlign w:val="center"/>
           </w:tcPr>
           <w:p>
@@ -8492,663 +8330,411 @@
               <w:ind w:firstLine="0"/>
               <w:jc w:val="center"/>
               <w:rPr>
-                <w:rFonts w:eastAsia="Calibri" w:cs="Arial"/>
+                <w:b/>
+                <w:sz w:val="20"/>
               </w:rPr>
             </w:pPr>
+            <w:r>
+              <w:rPr>
+                <w:b/>
+                <w:sz w:val="20"/>
+              </w:rPr>
+              <w:t>Определение</w:t>
+            </w:r>
           </w:p>
         </w:tc>
+      </w:tr>
+      <w:tr>
         <w:tc>
           <w:tcPr>
-            <w:tcW w:w="1069" w:type="pct"/>
-            <w:tcBorders>
-              <w:top w:val="single" w:sz="4" w:space="0" w:color="auto"/>
-              <w:left w:val="single" w:sz="4" w:space="0" w:color="auto"/>
-              <w:bottom w:val="single" w:sz="4" w:space="0" w:color="auto"/>
-              <w:right w:val="single" w:sz="4" w:space="0" w:color="auto"/>
-            </w:tcBorders>
-            <w:vAlign w:val="center"/>
+            <w:tcW w:w="4509" w:type="dxa"/>
           </w:tcPr>
           <w:p>
             <w:pPr>
               <w:ind w:firstLine="0"/>
               <w:jc w:val="left"/>
               <w:rPr>
-                <w:rFonts w:cs="Arial"/>
+                <w:sz w:val="20"/>
               </w:rPr>
             </w:pPr>
+            <w:r>
+              <w:rPr>
+                <w:sz w:val="20"/>
+              </w:rPr>
+              <w:t>Пользователь</w:t>
+            </w:r>
           </w:p>
         </w:tc>
         <w:tc>
           <w:tcPr>
-            <w:tcW w:w="3602" w:type="pct"/>
-            <w:tcBorders>
-              <w:top w:val="single" w:sz="4" w:space="0" w:color="auto"/>
-              <w:left w:val="single" w:sz="4" w:space="0" w:color="auto"/>
-              <w:bottom w:val="single" w:sz="4" w:space="0" w:color="auto"/>
-              <w:right w:val="single" w:sz="4" w:space="0" w:color="auto"/>
-            </w:tcBorders>
-            <w:vAlign w:val="center"/>
+            <w:tcW w:w="4510" w:type="dxa"/>
           </w:tcPr>
           <w:p>
             <w:pPr>
               <w:ind w:firstLine="0"/>
               <w:jc w:val="left"/>
               <w:rPr>
-                <w:rFonts w:cs="Arial"/>
+                <w:sz w:val="20"/>
               </w:rPr>
             </w:pPr>
+            <w:r>
+              <w:rPr>
+                <w:sz w:val="20"/>
+              </w:rPr>
+              <w:t>Физическое лицо, посещающее сайт. Может быть авторизованным или неавторизованным (гость).</w:t>
+            </w:r>
           </w:p>
         </w:tc>
       </w:tr>
       <w:tr>
-        <w:trPr>
-          <w:trHeight w:val="286"/>
-        </w:trPr>
         <w:tc>
           <w:tcPr>
-            <w:tcW w:w="329" w:type="pct"/>
-            <w:tcBorders>
-              <w:top w:val="single" w:sz="4" w:space="0" w:color="auto"/>
-              <w:left w:val="single" w:sz="4" w:space="0" w:color="auto"/>
-              <w:bottom w:val="single" w:sz="4" w:space="0" w:color="auto"/>
-              <w:right w:val="single" w:sz="4" w:space="0" w:color="auto"/>
-            </w:tcBorders>
-            <w:vAlign w:val="center"/>
-          </w:tcPr>
-          <w:p>
-            <w:pPr>
-              <w:ind w:firstLine="0"/>
-              <w:jc w:val="center"/>
-              <w:rPr>
-                <w:rFonts w:eastAsia="Calibri" w:cs="Arial"/>
-              </w:rPr>
-            </w:pPr>
-          </w:p>
-        </w:tc>
-        <w:tc>
-          <w:tcPr>
-            <w:tcW w:w="1069" w:type="pct"/>
-            <w:tcBorders>
-              <w:top w:val="single" w:sz="4" w:space="0" w:color="auto"/>
-              <w:left w:val="single" w:sz="4" w:space="0" w:color="auto"/>
-              <w:bottom w:val="single" w:sz="4" w:space="0" w:color="auto"/>
-              <w:right w:val="single" w:sz="4" w:space="0" w:color="auto"/>
-            </w:tcBorders>
-            <w:vAlign w:val="center"/>
+            <w:tcW w:w="4509" w:type="dxa"/>
           </w:tcPr>
           <w:p>
             <w:pPr>
               <w:ind w:firstLine="0"/>
               <w:jc w:val="left"/>
               <w:rPr>
-                <w:rFonts w:cs="Arial"/>
+                <w:sz w:val="20"/>
               </w:rPr>
             </w:pPr>
+            <w:r>
+              <w:rPr>
+                <w:sz w:val="20"/>
+              </w:rPr>
+              <w:t>Авторизованный пользователь</w:t>
+            </w:r>
           </w:p>
         </w:tc>
         <w:tc>
           <w:tcPr>
-            <w:tcW w:w="3602" w:type="pct"/>
-            <w:tcBorders>
-              <w:top w:val="single" w:sz="4" w:space="0" w:color="auto"/>
-              <w:left w:val="single" w:sz="4" w:space="0" w:color="auto"/>
-              <w:bottom w:val="single" w:sz="4" w:space="0" w:color="auto"/>
-              <w:right w:val="single" w:sz="4" w:space="0" w:color="auto"/>
-            </w:tcBorders>
-            <w:vAlign w:val="center"/>
+            <w:tcW w:w="4510" w:type="dxa"/>
           </w:tcPr>
           <w:p>
             <w:pPr>
               <w:ind w:firstLine="0"/>
               <w:jc w:val="left"/>
               <w:rPr>
-                <w:rFonts w:cs="Arial"/>
+                <w:sz w:val="20"/>
               </w:rPr>
             </w:pPr>
+            <w:r>
+              <w:rPr>
+                <w:sz w:val="20"/>
+              </w:rPr>
+              <w:t>Пользователь, прошедший процедуру аутентификации (регистрацию/вход) и имеющий доступ к расширенному функционалу.</w:t>
+            </w:r>
           </w:p>
         </w:tc>
       </w:tr>
       <w:tr>
-        <w:trPr>
-          <w:trHeight w:val="286"/>
-        </w:trPr>
         <w:tc>
           <w:tcPr>
-            <w:tcW w:w="329" w:type="pct"/>
-            <w:tcBorders>
-              <w:top w:val="single" w:sz="4" w:space="0" w:color="auto"/>
-              <w:left w:val="single" w:sz="4" w:space="0" w:color="auto"/>
-              <w:bottom w:val="single" w:sz="4" w:space="0" w:color="auto"/>
-              <w:right w:val="single" w:sz="4" w:space="0" w:color="auto"/>
-            </w:tcBorders>
-            <w:vAlign w:val="center"/>
-          </w:tcPr>
-          <w:p>
-            <w:pPr>
-              <w:ind w:firstLine="0"/>
-              <w:jc w:val="center"/>
-              <w:rPr>
-                <w:rFonts w:eastAsia="Calibri" w:cs="Arial"/>
-              </w:rPr>
-            </w:pPr>
-          </w:p>
-        </w:tc>
-        <w:tc>
-          <w:tcPr>
-            <w:tcW w:w="1069" w:type="pct"/>
-            <w:tcBorders>
-              <w:top w:val="single" w:sz="4" w:space="0" w:color="auto"/>
-              <w:left w:val="single" w:sz="4" w:space="0" w:color="auto"/>
-              <w:bottom w:val="single" w:sz="4" w:space="0" w:color="auto"/>
-              <w:right w:val="single" w:sz="4" w:space="0" w:color="auto"/>
-            </w:tcBorders>
-            <w:vAlign w:val="center"/>
+            <w:tcW w:w="4509" w:type="dxa"/>
           </w:tcPr>
           <w:p>
             <w:pPr>
               <w:ind w:firstLine="0"/>
               <w:jc w:val="left"/>
               <w:rPr>
-                <w:rFonts w:cs="Arial"/>
+                <w:sz w:val="20"/>
               </w:rPr>
             </w:pPr>
+            <w:r>
+              <w:rPr>
+                <w:sz w:val="20"/>
+              </w:rPr>
+              <w:t>Администратор</w:t>
+            </w:r>
           </w:p>
         </w:tc>
         <w:tc>
           <w:tcPr>
-            <w:tcW w:w="3602" w:type="pct"/>
-            <w:tcBorders>
-              <w:top w:val="single" w:sz="4" w:space="0" w:color="auto"/>
-              <w:left w:val="single" w:sz="4" w:space="0" w:color="auto"/>
-              <w:bottom w:val="single" w:sz="4" w:space="0" w:color="auto"/>
-              <w:right w:val="single" w:sz="4" w:space="0" w:color="auto"/>
-            </w:tcBorders>
-            <w:vAlign w:val="center"/>
+            <w:tcW w:w="4510" w:type="dxa"/>
           </w:tcPr>
           <w:p>
             <w:pPr>
               <w:ind w:firstLine="0"/>
               <w:jc w:val="left"/>
               <w:rPr>
-                <w:rFonts w:cs="Arial"/>
+                <w:sz w:val="20"/>
               </w:rPr>
             </w:pPr>
+            <w:r>
+              <w:rPr>
+                <w:sz w:val="20"/>
+              </w:rPr>
+              <w:t>Привилегированный пользователь, отвеча</w:t>
+            </w:r>
+            <w:bookmarkStart w:id="6" w:name="_GoBack"/>
+            <w:bookmarkEnd w:id="6"/>
+            <w:r>
+              <w:rPr>
+                <w:sz w:val="20"/>
+              </w:rPr>
+              <w:t xml:space="preserve">ющий за </w:t>
+            </w:r>
+            <w:proofErr w:type="spellStart"/>
+            <w:r>
+              <w:rPr>
+                <w:sz w:val="20"/>
+              </w:rPr>
+              <w:t>модерацию</w:t>
+            </w:r>
+            <w:proofErr w:type="spellEnd"/>
+            <w:r>
+              <w:rPr>
+                <w:sz w:val="20"/>
+              </w:rPr>
+              <w:t xml:space="preserve"> контента и управление пользователями.</w:t>
+            </w:r>
           </w:p>
         </w:tc>
       </w:tr>
       <w:tr>
-        <w:trPr>
-          <w:trHeight w:val="286"/>
-        </w:trPr>
         <w:tc>
           <w:tcPr>
-            <w:tcW w:w="329" w:type="pct"/>
-            <w:tcBorders>
-              <w:top w:val="single" w:sz="4" w:space="0" w:color="auto"/>
-              <w:left w:val="single" w:sz="4" w:space="0" w:color="auto"/>
-              <w:bottom w:val="single" w:sz="4" w:space="0" w:color="auto"/>
-              <w:right w:val="single" w:sz="4" w:space="0" w:color="auto"/>
-            </w:tcBorders>
-            <w:vAlign w:val="center"/>
-          </w:tcPr>
-          <w:p>
-            <w:pPr>
-              <w:ind w:firstLine="0"/>
-              <w:jc w:val="center"/>
-              <w:rPr>
-                <w:rFonts w:eastAsia="Calibri" w:cs="Arial"/>
-              </w:rPr>
-            </w:pPr>
-          </w:p>
-        </w:tc>
-        <w:tc>
-          <w:tcPr>
-            <w:tcW w:w="1069" w:type="pct"/>
-            <w:tcBorders>
-              <w:top w:val="single" w:sz="4" w:space="0" w:color="auto"/>
-              <w:left w:val="single" w:sz="4" w:space="0" w:color="auto"/>
-              <w:bottom w:val="single" w:sz="4" w:space="0" w:color="auto"/>
-              <w:right w:val="single" w:sz="4" w:space="0" w:color="auto"/>
-            </w:tcBorders>
-            <w:vAlign w:val="center"/>
+            <w:tcW w:w="4509" w:type="dxa"/>
           </w:tcPr>
           <w:p>
             <w:pPr>
               <w:ind w:firstLine="0"/>
               <w:jc w:val="left"/>
               <w:rPr>
-                <w:rFonts w:cs="Arial"/>
+                <w:sz w:val="20"/>
               </w:rPr>
             </w:pPr>
+            <w:r>
+              <w:rPr>
+                <w:sz w:val="20"/>
+              </w:rPr>
+              <w:t>Фильм / Сериал</w:t>
+            </w:r>
           </w:p>
         </w:tc>
         <w:tc>
           <w:tcPr>
-            <w:tcW w:w="3602" w:type="pct"/>
-            <w:tcBorders>
-              <w:top w:val="single" w:sz="4" w:space="0" w:color="auto"/>
-              <w:left w:val="single" w:sz="4" w:space="0" w:color="auto"/>
-              <w:bottom w:val="single" w:sz="4" w:space="0" w:color="auto"/>
-              <w:right w:val="single" w:sz="4" w:space="0" w:color="auto"/>
-            </w:tcBorders>
-            <w:vAlign w:val="center"/>
+            <w:tcW w:w="4510" w:type="dxa"/>
           </w:tcPr>
           <w:p>
             <w:pPr>
               <w:ind w:firstLine="0"/>
               <w:jc w:val="left"/>
               <w:rPr>
-                <w:rFonts w:cs="Arial"/>
+                <w:sz w:val="20"/>
               </w:rPr>
             </w:pPr>
+            <w:r>
+              <w:rPr>
+                <w:sz w:val="20"/>
+              </w:rPr>
+              <w:t>Единица контента в системе. Характеризуется метаданными (название, год, жанр, постер и пр.), получаемыми с основного сайта кинотеатра.</w:t>
+            </w:r>
           </w:p>
         </w:tc>
       </w:tr>
       <w:tr>
-        <w:trPr>
-          <w:trHeight w:val="286"/>
-        </w:trPr>
         <w:tc>
           <w:tcPr>
-            <w:tcW w:w="329" w:type="pct"/>
-            <w:tcBorders>
-              <w:top w:val="single" w:sz="4" w:space="0" w:color="auto"/>
-              <w:left w:val="single" w:sz="4" w:space="0" w:color="auto"/>
-              <w:bottom w:val="single" w:sz="4" w:space="0" w:color="auto"/>
-              <w:right w:val="single" w:sz="4" w:space="0" w:color="auto"/>
-            </w:tcBorders>
-            <w:vAlign w:val="center"/>
-          </w:tcPr>
-          <w:p>
-            <w:pPr>
-              <w:ind w:firstLine="0"/>
-              <w:jc w:val="center"/>
-              <w:rPr>
-                <w:rFonts w:eastAsia="Calibri" w:cs="Arial"/>
-              </w:rPr>
-            </w:pPr>
-          </w:p>
-        </w:tc>
-        <w:tc>
-          <w:tcPr>
-            <w:tcW w:w="1069" w:type="pct"/>
-            <w:tcBorders>
-              <w:top w:val="single" w:sz="4" w:space="0" w:color="auto"/>
-              <w:left w:val="single" w:sz="4" w:space="0" w:color="auto"/>
-              <w:bottom w:val="single" w:sz="4" w:space="0" w:color="auto"/>
-              <w:right w:val="single" w:sz="4" w:space="0" w:color="auto"/>
-            </w:tcBorders>
-            <w:vAlign w:val="center"/>
+            <w:tcW w:w="4509" w:type="dxa"/>
           </w:tcPr>
           <w:p>
             <w:pPr>
               <w:ind w:firstLine="0"/>
               <w:jc w:val="left"/>
               <w:rPr>
-                <w:rFonts w:cs="Arial"/>
+                <w:sz w:val="20"/>
               </w:rPr>
             </w:pPr>
+            <w:r>
+              <w:rPr>
+                <w:sz w:val="20"/>
+              </w:rPr>
+              <w:t>Подборка</w:t>
+            </w:r>
           </w:p>
         </w:tc>
         <w:tc>
           <w:tcPr>
-            <w:tcW w:w="3602" w:type="pct"/>
-            <w:tcBorders>
-              <w:top w:val="single" w:sz="4" w:space="0" w:color="auto"/>
-              <w:left w:val="single" w:sz="4" w:space="0" w:color="auto"/>
-              <w:bottom w:val="single" w:sz="4" w:space="0" w:color="auto"/>
-              <w:right w:val="single" w:sz="4" w:space="0" w:color="auto"/>
-            </w:tcBorders>
-            <w:vAlign w:val="center"/>
+            <w:tcW w:w="4510" w:type="dxa"/>
           </w:tcPr>
           <w:p>
             <w:pPr>
               <w:ind w:firstLine="0"/>
               <w:jc w:val="left"/>
               <w:rPr>
-                <w:rFonts w:cs="Arial"/>
+                <w:sz w:val="20"/>
               </w:rPr>
             </w:pPr>
+            <w:r>
+              <w:rPr>
+                <w:sz w:val="20"/>
+              </w:rPr>
+              <w:t>Сущность, представляющая собой список фильмов и/или сериалов, объединенных пользователем по какому-либо признаку. Имеет название, тип доступа (публичный/приватный) и автора.</w:t>
+            </w:r>
           </w:p>
         </w:tc>
       </w:tr>
       <w:tr>
-        <w:trPr>
-          <w:trHeight w:val="286"/>
-        </w:trPr>
         <w:tc>
           <w:tcPr>
-            <w:tcW w:w="329" w:type="pct"/>
-            <w:tcBorders>
-              <w:top w:val="single" w:sz="4" w:space="0" w:color="auto"/>
-              <w:left w:val="single" w:sz="4" w:space="0" w:color="auto"/>
-              <w:bottom w:val="single" w:sz="4" w:space="0" w:color="auto"/>
-              <w:right w:val="single" w:sz="4" w:space="0" w:color="auto"/>
-            </w:tcBorders>
-            <w:vAlign w:val="center"/>
-          </w:tcPr>
-          <w:p>
-            <w:pPr>
-              <w:ind w:firstLine="0"/>
-              <w:jc w:val="center"/>
-              <w:rPr>
-                <w:rFonts w:eastAsia="Calibri" w:cs="Arial"/>
-              </w:rPr>
-            </w:pPr>
-          </w:p>
-        </w:tc>
-        <w:tc>
-          <w:tcPr>
-            <w:tcW w:w="1069" w:type="pct"/>
-            <w:tcBorders>
-              <w:top w:val="single" w:sz="4" w:space="0" w:color="auto"/>
-              <w:left w:val="single" w:sz="4" w:space="0" w:color="auto"/>
-              <w:bottom w:val="single" w:sz="4" w:space="0" w:color="auto"/>
-              <w:right w:val="single" w:sz="4" w:space="0" w:color="auto"/>
-            </w:tcBorders>
-            <w:vAlign w:val="center"/>
+            <w:tcW w:w="4509" w:type="dxa"/>
           </w:tcPr>
           <w:p>
             <w:pPr>
               <w:ind w:firstLine="0"/>
               <w:jc w:val="left"/>
               <w:rPr>
-                <w:rFonts w:cs="Arial"/>
+                <w:sz w:val="20"/>
               </w:rPr>
             </w:pPr>
+            <w:r>
+              <w:rPr>
+                <w:sz w:val="20"/>
+              </w:rPr>
+              <w:t>Заметка</w:t>
+            </w:r>
           </w:p>
         </w:tc>
         <w:tc>
           <w:tcPr>
-            <w:tcW w:w="3602" w:type="pct"/>
-            <w:tcBorders>
-              <w:top w:val="single" w:sz="4" w:space="0" w:color="auto"/>
-              <w:left w:val="single" w:sz="4" w:space="0" w:color="auto"/>
-              <w:bottom w:val="single" w:sz="4" w:space="0" w:color="auto"/>
-              <w:right w:val="single" w:sz="4" w:space="0" w:color="auto"/>
-            </w:tcBorders>
-            <w:vAlign w:val="center"/>
+            <w:tcW w:w="4510" w:type="dxa"/>
           </w:tcPr>
           <w:p>
             <w:pPr>
               <w:ind w:firstLine="0"/>
               <w:jc w:val="left"/>
               <w:rPr>
-                <w:rFonts w:cs="Arial"/>
+                <w:sz w:val="20"/>
               </w:rPr>
             </w:pPr>
+            <w:r>
+              <w:rPr>
+                <w:sz w:val="20"/>
+              </w:rPr>
+              <w:t>Текстовый комментарий (до 5000 символов), который авторизованный пользователь может оставить к фильму в рамках конкретной подборки.</w:t>
+            </w:r>
           </w:p>
         </w:tc>
       </w:tr>
       <w:tr>
-        <w:trPr>
-          <w:trHeight w:val="286"/>
-        </w:trPr>
         <w:tc>
           <w:tcPr>
-            <w:tcW w:w="329" w:type="pct"/>
-            <w:tcBorders>
-              <w:top w:val="single" w:sz="4" w:space="0" w:color="auto"/>
-              <w:left w:val="single" w:sz="4" w:space="0" w:color="auto"/>
-              <w:bottom w:val="single" w:sz="4" w:space="0" w:color="auto"/>
-              <w:right w:val="single" w:sz="4" w:space="0" w:color="auto"/>
-            </w:tcBorders>
-            <w:vAlign w:val="center"/>
-          </w:tcPr>
-          <w:p>
-            <w:pPr>
-              <w:ind w:firstLine="0"/>
-              <w:jc w:val="center"/>
-              <w:rPr>
-                <w:rFonts w:eastAsia="Calibri" w:cs="Arial"/>
-              </w:rPr>
-            </w:pPr>
-          </w:p>
-        </w:tc>
-        <w:tc>
-          <w:tcPr>
-            <w:tcW w:w="1069" w:type="pct"/>
-            <w:tcBorders>
-              <w:top w:val="single" w:sz="4" w:space="0" w:color="auto"/>
-              <w:left w:val="single" w:sz="4" w:space="0" w:color="auto"/>
-              <w:bottom w:val="single" w:sz="4" w:space="0" w:color="auto"/>
-              <w:right w:val="single" w:sz="4" w:space="0" w:color="auto"/>
-            </w:tcBorders>
-            <w:vAlign w:val="center"/>
+            <w:tcW w:w="4509" w:type="dxa"/>
           </w:tcPr>
           <w:p>
             <w:pPr>
               <w:ind w:firstLine="0"/>
               <w:jc w:val="left"/>
               <w:rPr>
-                <w:rFonts w:cs="Arial"/>
+                <w:sz w:val="20"/>
               </w:rPr>
             </w:pPr>
+            <w:r>
+              <w:rPr>
+                <w:sz w:val="20"/>
+              </w:rPr>
+              <w:t>Основной сайт</w:t>
+            </w:r>
           </w:p>
         </w:tc>
         <w:tc>
           <w:tcPr>
-            <w:tcW w:w="3602" w:type="pct"/>
-            <w:tcBorders>
-              <w:top w:val="single" w:sz="4" w:space="0" w:color="auto"/>
-              <w:left w:val="single" w:sz="4" w:space="0" w:color="auto"/>
-              <w:bottom w:val="single" w:sz="4" w:space="0" w:color="auto"/>
-              <w:right w:val="single" w:sz="4" w:space="0" w:color="auto"/>
-            </w:tcBorders>
-            <w:vAlign w:val="center"/>
+            <w:tcW w:w="4510" w:type="dxa"/>
           </w:tcPr>
           <w:p>
             <w:pPr>
               <w:ind w:firstLine="0"/>
               <w:jc w:val="left"/>
               <w:rPr>
-                <w:rFonts w:cs="Arial"/>
+                <w:sz w:val="20"/>
               </w:rPr>
             </w:pPr>
+            <w:r>
+              <w:rPr>
+                <w:sz w:val="20"/>
+              </w:rPr>
+              <w:t>Существующий сайт онлайн-кинотеатра заказчика, на котором происходит непосредственно просмотр видео.</w:t>
+            </w:r>
           </w:p>
         </w:tc>
       </w:tr>
       <w:tr>
-        <w:trPr>
-          <w:trHeight w:val="286"/>
-        </w:trPr>
         <w:tc>
           <w:tcPr>
-            <w:tcW w:w="329" w:type="pct"/>
-            <w:tcBorders>
-              <w:top w:val="single" w:sz="4" w:space="0" w:color="auto"/>
-              <w:left w:val="single" w:sz="4" w:space="0" w:color="auto"/>
-              <w:bottom w:val="single" w:sz="4" w:space="0" w:color="auto"/>
-              <w:right w:val="single" w:sz="4" w:space="0" w:color="auto"/>
-            </w:tcBorders>
-            <w:vAlign w:val="center"/>
-          </w:tcPr>
-          <w:p>
-            <w:pPr>
-              <w:ind w:firstLine="0"/>
-              <w:jc w:val="center"/>
-              <w:rPr>
-                <w:rFonts w:eastAsia="Calibri" w:cs="Arial"/>
-              </w:rPr>
-            </w:pPr>
-          </w:p>
-        </w:tc>
-        <w:tc>
-          <w:tcPr>
-            <w:tcW w:w="1069" w:type="pct"/>
-            <w:tcBorders>
-              <w:top w:val="single" w:sz="4" w:space="0" w:color="auto"/>
-              <w:left w:val="single" w:sz="4" w:space="0" w:color="auto"/>
-              <w:bottom w:val="single" w:sz="4" w:space="0" w:color="auto"/>
-              <w:right w:val="single" w:sz="4" w:space="0" w:color="auto"/>
-            </w:tcBorders>
-            <w:vAlign w:val="center"/>
+            <w:tcW w:w="4509" w:type="dxa"/>
           </w:tcPr>
           <w:p>
             <w:pPr>
               <w:ind w:firstLine="0"/>
               <w:jc w:val="left"/>
               <w:rPr>
-                <w:rFonts w:cs="Arial"/>
+                <w:sz w:val="20"/>
               </w:rPr>
             </w:pPr>
+            <w:r>
+              <w:rPr>
+                <w:sz w:val="20"/>
+              </w:rPr>
+              <w:t>API</w:t>
+            </w:r>
           </w:p>
         </w:tc>
         <w:tc>
           <w:tcPr>
-            <w:tcW w:w="3602" w:type="pct"/>
-            <w:tcBorders>
-              <w:top w:val="single" w:sz="4" w:space="0" w:color="auto"/>
-              <w:left w:val="single" w:sz="4" w:space="0" w:color="auto"/>
-              <w:bottom w:val="single" w:sz="4" w:space="0" w:color="auto"/>
-              <w:right w:val="single" w:sz="4" w:space="0" w:color="auto"/>
-            </w:tcBorders>
-            <w:vAlign w:val="center"/>
+            <w:tcW w:w="4510" w:type="dxa"/>
           </w:tcPr>
           <w:p>
             <w:pPr>
               <w:ind w:firstLine="0"/>
               <w:jc w:val="left"/>
               <w:rPr>
-                <w:rFonts w:cs="Arial"/>
+                <w:sz w:val="20"/>
               </w:rPr>
             </w:pPr>
-          </w:p>
-        </w:tc>
-      </w:tr>
-      <w:tr>
-        <w:trPr>
-          <w:trHeight w:val="286"/>
-        </w:trPr>
-        <w:tc>
-          <w:tcPr>
-            <w:tcW w:w="329" w:type="pct"/>
-            <w:tcBorders>
-              <w:top w:val="single" w:sz="4" w:space="0" w:color="auto"/>
-              <w:left w:val="single" w:sz="4" w:space="0" w:color="auto"/>
-              <w:bottom w:val="single" w:sz="4" w:space="0" w:color="auto"/>
-              <w:right w:val="single" w:sz="4" w:space="0" w:color="auto"/>
-            </w:tcBorders>
-            <w:vAlign w:val="center"/>
-          </w:tcPr>
-          <w:p>
-            <w:pPr>
-              <w:ind w:firstLine="0"/>
-              <w:jc w:val="center"/>
-              <w:rPr>
-                <w:rFonts w:eastAsia="Calibri" w:cs="Arial"/>
-              </w:rPr>
-            </w:pPr>
-          </w:p>
-        </w:tc>
-        <w:tc>
-          <w:tcPr>
-            <w:tcW w:w="1069" w:type="pct"/>
-            <w:tcBorders>
-              <w:top w:val="single" w:sz="4" w:space="0" w:color="auto"/>
-              <w:left w:val="single" w:sz="4" w:space="0" w:color="auto"/>
-              <w:bottom w:val="single" w:sz="4" w:space="0" w:color="auto"/>
-              <w:right w:val="single" w:sz="4" w:space="0" w:color="auto"/>
-            </w:tcBorders>
-            <w:vAlign w:val="center"/>
-          </w:tcPr>
-          <w:p>
-            <w:pPr>
-              <w:ind w:firstLine="0"/>
-              <w:jc w:val="left"/>
-              <w:rPr>
-                <w:rFonts w:cs="Arial"/>
-              </w:rPr>
-            </w:pPr>
-          </w:p>
-        </w:tc>
-        <w:tc>
-          <w:tcPr>
-            <w:tcW w:w="3602" w:type="pct"/>
-            <w:tcBorders>
-              <w:top w:val="single" w:sz="4" w:space="0" w:color="auto"/>
-              <w:left w:val="single" w:sz="4" w:space="0" w:color="auto"/>
-              <w:bottom w:val="single" w:sz="4" w:space="0" w:color="auto"/>
-              <w:right w:val="single" w:sz="4" w:space="0" w:color="auto"/>
-            </w:tcBorders>
-            <w:vAlign w:val="center"/>
-          </w:tcPr>
-          <w:p>
-            <w:pPr>
-              <w:ind w:firstLine="0"/>
-              <w:jc w:val="left"/>
-              <w:rPr>
-                <w:rFonts w:cs="Arial"/>
-              </w:rPr>
-            </w:pPr>
-          </w:p>
-        </w:tc>
-      </w:tr>
-      <w:tr>
-        <w:trPr>
-          <w:trHeight w:val="286"/>
-        </w:trPr>
-        <w:tc>
-          <w:tcPr>
-            <w:tcW w:w="329" w:type="pct"/>
-            <w:tcBorders>
-              <w:top w:val="single" w:sz="4" w:space="0" w:color="auto"/>
-              <w:left w:val="single" w:sz="4" w:space="0" w:color="auto"/>
-              <w:bottom w:val="single" w:sz="4" w:space="0" w:color="auto"/>
-              <w:right w:val="single" w:sz="4" w:space="0" w:color="auto"/>
-            </w:tcBorders>
-            <w:vAlign w:val="center"/>
-          </w:tcPr>
-          <w:p>
-            <w:pPr>
-              <w:ind w:firstLine="0"/>
-              <w:jc w:val="center"/>
-              <w:rPr>
-                <w:rFonts w:eastAsia="Calibri" w:cs="Arial"/>
-              </w:rPr>
-            </w:pPr>
-          </w:p>
-        </w:tc>
-        <w:tc>
-          <w:tcPr>
-            <w:tcW w:w="1069" w:type="pct"/>
-            <w:tcBorders>
-              <w:top w:val="single" w:sz="4" w:space="0" w:color="auto"/>
-              <w:left w:val="single" w:sz="4" w:space="0" w:color="auto"/>
-              <w:bottom w:val="single" w:sz="4" w:space="0" w:color="auto"/>
-              <w:right w:val="single" w:sz="4" w:space="0" w:color="auto"/>
-            </w:tcBorders>
-            <w:vAlign w:val="center"/>
-          </w:tcPr>
-          <w:p>
-            <w:pPr>
-              <w:ind w:firstLine="0"/>
-              <w:jc w:val="left"/>
-              <w:rPr>
-                <w:rFonts w:cs="Arial"/>
-              </w:rPr>
-            </w:pPr>
-          </w:p>
-        </w:tc>
-        <w:tc>
-          <w:tcPr>
-            <w:tcW w:w="3602" w:type="pct"/>
-            <w:tcBorders>
-              <w:top w:val="single" w:sz="4" w:space="0" w:color="auto"/>
-              <w:left w:val="single" w:sz="4" w:space="0" w:color="auto"/>
-              <w:bottom w:val="single" w:sz="4" w:space="0" w:color="auto"/>
-              <w:right w:val="single" w:sz="4" w:space="0" w:color="auto"/>
-            </w:tcBorders>
-            <w:vAlign w:val="center"/>
-          </w:tcPr>
-          <w:p>
-            <w:pPr>
-              <w:ind w:firstLine="0"/>
-              <w:jc w:val="left"/>
-              <w:rPr>
-                <w:rFonts w:cs="Arial"/>
-              </w:rPr>
-            </w:pPr>
+            <w:proofErr w:type="spellStart"/>
+            <w:r>
+              <w:rPr>
+                <w:sz w:val="20"/>
+              </w:rPr>
+              <w:t>Application</w:t>
+            </w:r>
+            <w:proofErr w:type="spellEnd"/>
+            <w:r>
+              <w:rPr>
+                <w:sz w:val="20"/>
+              </w:rPr>
+              <w:t xml:space="preserve"> </w:t>
+            </w:r>
+            <w:proofErr w:type="spellStart"/>
+            <w:r>
+              <w:rPr>
+                <w:sz w:val="20"/>
+              </w:rPr>
+              <w:t>Programming</w:t>
+            </w:r>
+            <w:proofErr w:type="spellEnd"/>
+            <w:r>
+              <w:rPr>
+                <w:sz w:val="20"/>
+              </w:rPr>
+              <w:t xml:space="preserve"> </w:t>
+            </w:r>
+            <w:proofErr w:type="spellStart"/>
+            <w:r>
+              <w:rPr>
+                <w:sz w:val="20"/>
+              </w:rPr>
+              <w:t>Interface</w:t>
+            </w:r>
+            <w:proofErr w:type="spellEnd"/>
+            <w:r>
+              <w:rPr>
+                <w:sz w:val="20"/>
+              </w:rPr>
+              <w:t xml:space="preserve"> (программный интерфейс приложения) для взаимодействия с основным сайтом.</w:t>
+            </w:r>
           </w:p>
         </w:tc>
       </w:tr>
@@ -9158,6 +8744,9 @@
         <w:pStyle w:val="1"/>
       </w:pPr>
       <w:r>
+        <w:rPr>
+          <w:lang w:val="ru-RU"/>
+        </w:rPr>
         <w:br w:type="page"/>
       </w:r>
       <w:bookmarkStart w:id="7" w:name="_Toc223529889"/>
@@ -22002,7 +21591,7 @@
             <w:rFonts w:cs="Arial"/>
             <w:noProof/>
           </w:rPr>
-          <w:t>22</w:t>
+          <w:t>4</w:t>
         </w:r>
         <w:r>
           <w:rPr>
@@ -25186,7 +24775,7 @@
     <w:lsdException w:name="Table Web 2" w:semiHidden="1" w:unhideWhenUsed="1"/>
     <w:lsdException w:name="Table Web 3" w:semiHidden="1" w:unhideWhenUsed="1"/>
     <w:lsdException w:name="Balloon Text" w:semiHidden="1" w:unhideWhenUsed="1"/>
-    <w:lsdException w:name="Table Grid" w:uiPriority="59"/>
+    <w:lsdException w:name="Table Grid" w:uiPriority="39"/>
     <w:lsdException w:name="Table Theme" w:semiHidden="1" w:unhideWhenUsed="1"/>
     <w:lsdException w:name="Placeholder Text" w:semiHidden="1"/>
     <w:lsdException w:name="No Spacing" w:uiPriority="1" w:qFormat="1"/>
@@ -26160,7 +25749,7 @@
   <w:style w:type="table" w:styleId="af9">
     <w:name w:val="Table Grid"/>
     <w:basedOn w:val="a2"/>
-    <w:uiPriority w:val="59"/>
+    <w:uiPriority w:val="39"/>
     <w:rsid w:val="002357BF"/>
     <w:pPr>
       <w:spacing w:after="0" w:line="240" w:lineRule="auto"/>
@@ -26962,21 +26551,6 @@
 </file>
 
 <file path=customXml/item1.xml><?xml version="1.0" encoding="utf-8"?>
-<?mso-contentType ?>
-<FormTemplates xmlns="http://schemas.microsoft.com/sharepoint/v3/contenttype/forms">
-  <Display>DocumentLibraryForm</Display>
-  <Edit>DocumentLibraryForm</Edit>
-  <New>DocumentLibraryForm</New>
-</FormTemplates>
-</file>
-
-<file path=customXml/item2.xml><?xml version="1.0" encoding="utf-8"?>
-<p:properties xmlns:p="http://schemas.microsoft.com/office/2006/metadata/properties" xmlns:xsi="http://www.w3.org/2001/XMLSchema-instance" xmlns:pc="http://schemas.microsoft.com/office/infopath/2007/PartnerControls">
-  <documentManagement/>
-</p:properties>
-</file>
-
-<file path=customXml/item3.xml><?xml version="1.0" encoding="utf-8"?>
 <ct:contentTypeSchema xmlns:ct="http://schemas.microsoft.com/office/2006/metadata/contentType" xmlns:ma="http://schemas.microsoft.com/office/2006/metadata/properties/metaAttributes" ct:_="" ma:_="" ma:contentTypeName="Документ" ma:contentTypeID="0x010100E97ECF71D24E0B428F1A39BABF4B2337" ma:contentTypeVersion="2" ma:contentTypeDescription="Создание документа." ma:contentTypeScope="" ma:versionID="524117a1624d36ac07b7c479f47d2efc">
   <xsd:schema xmlns:xsd="http://www.w3.org/2001/XMLSchema" xmlns:xs="http://www.w3.org/2001/XMLSchema" xmlns:p="http://schemas.microsoft.com/office/2006/metadata/properties" xmlns:ns2="c44f744f-43c7-4b36-8acd-541b9aebffd1" targetNamespace="http://schemas.microsoft.com/office/2006/metadata/properties" ma:root="true" ma:fieldsID="0a3b8e7ccec1da2f922ddf2b5efa2380" ns2:_="">
     <xsd:import namespace="c44f744f-43c7-4b36-8acd-541b9aebffd1"/>
@@ -27124,28 +26698,26 @@
 </ct:contentTypeSchema>
 </file>
 
+<file path=customXml/item2.xml><?xml version="1.0" encoding="utf-8"?>
+<p:properties xmlns:p="http://schemas.microsoft.com/office/2006/metadata/properties" xmlns:xsi="http://www.w3.org/2001/XMLSchema-instance" xmlns:pc="http://schemas.microsoft.com/office/infopath/2007/PartnerControls">
+  <documentManagement/>
+</p:properties>
+</file>
+
+<file path=customXml/item3.xml><?xml version="1.0" encoding="utf-8"?>
+<?mso-contentType ?>
+<FormTemplates xmlns="http://schemas.microsoft.com/sharepoint/v3/contenttype/forms">
+  <Display>DocumentLibraryForm</Display>
+  <Edit>DocumentLibraryForm</Edit>
+  <New>DocumentLibraryForm</New>
+</FormTemplates>
+</file>
+
 <file path=customXml/item4.xml><?xml version="1.0" encoding="utf-8"?>
 <b:Sources xmlns:b="http://schemas.openxmlformats.org/officeDocument/2006/bibliography" xmlns="http://schemas.openxmlformats.org/officeDocument/2006/bibliography" SelectedStyle="\APASixthEditionOfficeOnline.xsl" StyleName="APA" Version="6"/>
 </file>
 
 <file path=customXml/itemProps1.xml><?xml version="1.0" encoding="utf-8"?>
-<ds:datastoreItem xmlns:ds="http://schemas.openxmlformats.org/officeDocument/2006/customXml" ds:itemID="{BC842E65-CE3D-484E-98C8-40E74CFF4B36}">
-  <ds:schemaRefs>
-    <ds:schemaRef ds:uri="http://schemas.microsoft.com/sharepoint/v3/contenttype/forms"/>
-  </ds:schemaRefs>
-</ds:datastoreItem>
-</file>
-
-<file path=customXml/itemProps2.xml><?xml version="1.0" encoding="utf-8"?>
-<ds:datastoreItem xmlns:ds="http://schemas.openxmlformats.org/officeDocument/2006/customXml" ds:itemID="{9589FC5E-2EC3-491F-BFD5-5904A31DF4EC}">
-  <ds:schemaRefs>
-    <ds:schemaRef ds:uri="http://schemas.microsoft.com/office/2006/metadata/properties"/>
-    <ds:schemaRef ds:uri="http://schemas.microsoft.com/office/infopath/2007/PartnerControls"/>
-  </ds:schemaRefs>
-</ds:datastoreItem>
-</file>
-
-<file path=customXml/itemProps3.xml><?xml version="1.0" encoding="utf-8"?>
 <ds:datastoreItem xmlns:ds="http://schemas.openxmlformats.org/officeDocument/2006/customXml" ds:itemID="{DB07D0D4-8E52-4D7A-B75E-63B909BA0F61}">
   <ds:schemaRefs>
     <ds:schemaRef ds:uri="http://schemas.microsoft.com/office/2006/metadata/contentType"/>
@@ -27163,8 +26735,25 @@
 </ds:datastoreItem>
 </file>
 
+<file path=customXml/itemProps2.xml><?xml version="1.0" encoding="utf-8"?>
+<ds:datastoreItem xmlns:ds="http://schemas.openxmlformats.org/officeDocument/2006/customXml" ds:itemID="{9589FC5E-2EC3-491F-BFD5-5904A31DF4EC}">
+  <ds:schemaRefs>
+    <ds:schemaRef ds:uri="http://schemas.microsoft.com/office/2006/metadata/properties"/>
+    <ds:schemaRef ds:uri="http://schemas.microsoft.com/office/infopath/2007/PartnerControls"/>
+  </ds:schemaRefs>
+</ds:datastoreItem>
+</file>
+
+<file path=customXml/itemProps3.xml><?xml version="1.0" encoding="utf-8"?>
+<ds:datastoreItem xmlns:ds="http://schemas.openxmlformats.org/officeDocument/2006/customXml" ds:itemID="{BC842E65-CE3D-484E-98C8-40E74CFF4B36}">
+  <ds:schemaRefs>
+    <ds:schemaRef ds:uri="http://schemas.microsoft.com/sharepoint/v3/contenttype/forms"/>
+  </ds:schemaRefs>
+</ds:datastoreItem>
+</file>
+
 <file path=customXml/itemProps4.xml><?xml version="1.0" encoding="utf-8"?>
-<ds:datastoreItem xmlns:ds="http://schemas.openxmlformats.org/officeDocument/2006/customXml" ds:itemID="{A254E364-74EC-486B-BD04-637C733311CA}">
+<ds:datastoreItem xmlns:ds="http://schemas.openxmlformats.org/officeDocument/2006/customXml" ds:itemID="{EAB03974-210C-4AAF-B10D-ED7628E51D6E}">
   <ds:schemaRefs>
     <ds:schemaRef ds:uri="http://schemas.openxmlformats.org/officeDocument/2006/bibliography"/>
   </ds:schemaRefs>
